--- a/Cours/6eme/SaintExupery/Chapitre_2_4/Documents/Chapitre 2 - Partie 4 - Division décimale (Complet).docx
+++ b/Cours/6eme/SaintExupery/Chapitre_2_4/Documents/Chapitre 2 - Partie 4 - Division décimale (Complet).docx
@@ -1891,7 +1891,7 @@
               <w:gridCol w:w="436"/>
               <w:gridCol w:w="373"/>
               <w:gridCol w:w="373"/>
-              <w:gridCol w:w="373"/>
+              <w:gridCol w:w="356"/>
               <w:gridCol w:w="436"/>
               <w:gridCol w:w="356"/>
               <w:gridCol w:w="356"/>
@@ -1915,6 +1915,9 @@
               <w:tc>
                 <w:tcPr>
                   <w:tcW w:w="436" w:type="dxa"/>
+                  <w:tcBorders>
+                    <w:right w:val="dashed" w:sz="4" w:space="0" w:color="00B050"/>
+                  </w:tcBorders>
                 </w:tcPr>
                 <w:p>
                   <w:pPr>
@@ -1928,6 +1931,10 @@
               <w:tc>
                 <w:tcPr>
                   <w:tcW w:w="356" w:type="dxa"/>
+                  <w:tcBorders>
+                    <w:left w:val="dashed" w:sz="4" w:space="0" w:color="00B050"/>
+                  </w:tcBorders>
+                  <w:shd w:val="clear" w:color="auto" w:fill="D6E3BC" w:themeFill="accent3" w:themeFillTint="66"/>
                 </w:tcPr>
                 <w:p>
                   <w:pPr>
@@ -1941,6 +1948,7 @@
               <w:tc>
                 <w:tcPr>
                   <w:tcW w:w="356" w:type="dxa"/>
+                  <w:shd w:val="clear" w:color="auto" w:fill="D6E3BC" w:themeFill="accent3" w:themeFillTint="66"/>
                 </w:tcPr>
                 <w:p>
                   <w:pPr>
@@ -1957,6 +1965,7 @@
                   <w:tcBorders>
                     <w:right w:val="single" w:sz="12" w:space="0" w:color="auto"/>
                   </w:tcBorders>
+                  <w:shd w:val="clear" w:color="auto" w:fill="D6E3BC" w:themeFill="accent3" w:themeFillTint="66"/>
                 </w:tcPr>
                 <w:p>
                   <w:pPr>
@@ -2050,6 +2059,7 @@
                   <w:tcW w:w="436" w:type="dxa"/>
                   <w:tcBorders>
                     <w:bottom w:val="single" w:sz="12" w:space="0" w:color="auto"/>
+                    <w:right w:val="dashed" w:sz="4" w:space="0" w:color="00B050"/>
                   </w:tcBorders>
                 </w:tcPr>
                 <w:p>
@@ -2065,8 +2075,10 @@
                 <w:tcPr>
                   <w:tcW w:w="356" w:type="dxa"/>
                   <w:tcBorders>
+                    <w:left w:val="dashed" w:sz="4" w:space="0" w:color="00B050"/>
                     <w:bottom w:val="single" w:sz="12" w:space="0" w:color="auto"/>
                   </w:tcBorders>
+                  <w:shd w:val="clear" w:color="auto" w:fill="D6E3BC" w:themeFill="accent3" w:themeFillTint="66"/>
                 </w:tcPr>
                 <w:p>
                   <w:pPr>
@@ -2077,6 +2089,7 @@
               <w:tc>
                 <w:tcPr>
                   <w:tcW w:w="356" w:type="dxa"/>
+                  <w:shd w:val="clear" w:color="auto" w:fill="D6E3BC" w:themeFill="accent3" w:themeFillTint="66"/>
                 </w:tcPr>
                 <w:p>
                   <w:pPr>
@@ -2090,6 +2103,7 @@
                   <w:tcBorders>
                     <w:right w:val="single" w:sz="12" w:space="0" w:color="auto"/>
                   </w:tcBorders>
+                  <w:shd w:val="clear" w:color="auto" w:fill="D6E3BC" w:themeFill="accent3" w:themeFillTint="66"/>
                 </w:tcPr>
                 <w:p>
                   <w:pPr>
@@ -2189,6 +2203,7 @@
                   <w:tcW w:w="436" w:type="dxa"/>
                   <w:tcBorders>
                     <w:top w:val="single" w:sz="12" w:space="0" w:color="auto"/>
+                    <w:right w:val="dashed" w:sz="4" w:space="0" w:color="00B050"/>
                   </w:tcBorders>
                 </w:tcPr>
                 <w:p>
@@ -2205,7 +2220,9 @@
                   <w:tcW w:w="356" w:type="dxa"/>
                   <w:tcBorders>
                     <w:top w:val="single" w:sz="12" w:space="0" w:color="auto"/>
-                  </w:tcBorders>
+                    <w:left w:val="dashed" w:sz="4" w:space="0" w:color="00B050"/>
+                  </w:tcBorders>
+                  <w:shd w:val="clear" w:color="auto" w:fill="D6E3BC" w:themeFill="accent3" w:themeFillTint="66"/>
                 </w:tcPr>
                 <w:p>
                   <w:r>
@@ -2216,6 +2233,7 @@
               <w:tc>
                 <w:tcPr>
                   <w:tcW w:w="356" w:type="dxa"/>
+                  <w:shd w:val="clear" w:color="auto" w:fill="D6E3BC" w:themeFill="accent3" w:themeFillTint="66"/>
                 </w:tcPr>
                 <w:p>
                   <w:pPr>
@@ -2229,6 +2247,7 @@
                   <w:tcBorders>
                     <w:right w:val="single" w:sz="12" w:space="0" w:color="auto"/>
                   </w:tcBorders>
+                  <w:shd w:val="clear" w:color="auto" w:fill="D6E3BC" w:themeFill="accent3" w:themeFillTint="66"/>
                 </w:tcPr>
                 <w:p>
                   <w:pPr>
@@ -2306,6 +2325,7 @@
                   <w:tcW w:w="436" w:type="dxa"/>
                   <w:tcBorders>
                     <w:bottom w:val="single" w:sz="12" w:space="0" w:color="auto"/>
+                    <w:right w:val="dashed" w:sz="4" w:space="0" w:color="00B050"/>
                   </w:tcBorders>
                 </w:tcPr>
                 <w:p>
@@ -2318,8 +2338,10 @@
                 <w:tcPr>
                   <w:tcW w:w="356" w:type="dxa"/>
                   <w:tcBorders>
+                    <w:left w:val="dashed" w:sz="4" w:space="0" w:color="00B050"/>
                     <w:bottom w:val="single" w:sz="12" w:space="0" w:color="auto"/>
                   </w:tcBorders>
+                  <w:shd w:val="clear" w:color="auto" w:fill="D6E3BC" w:themeFill="accent3" w:themeFillTint="66"/>
                 </w:tcPr>
                 <w:p>
                   <w:pPr>
@@ -2333,6 +2355,7 @@
               <w:tc>
                 <w:tcPr>
                   <w:tcW w:w="356" w:type="dxa"/>
+                  <w:shd w:val="clear" w:color="auto" w:fill="D6E3BC" w:themeFill="accent3" w:themeFillTint="66"/>
                 </w:tcPr>
                 <w:p>
                   <w:pPr>
@@ -2346,6 +2369,7 @@
                   <w:tcBorders>
                     <w:right w:val="single" w:sz="12" w:space="0" w:color="auto"/>
                   </w:tcBorders>
+                  <w:shd w:val="clear" w:color="auto" w:fill="D6E3BC" w:themeFill="accent3" w:themeFillTint="66"/>
                 </w:tcPr>
                 <w:p>
                   <w:pPr>
@@ -2420,6 +2444,7 @@
                   <w:tcW w:w="436" w:type="dxa"/>
                   <w:tcBorders>
                     <w:top w:val="single" w:sz="12" w:space="0" w:color="auto"/>
+                    <w:right w:val="dashed" w:sz="4" w:space="0" w:color="00B050"/>
                   </w:tcBorders>
                 </w:tcPr>
                 <w:p>
@@ -2433,7 +2458,9 @@
                   <w:tcW w:w="356" w:type="dxa"/>
                   <w:tcBorders>
                     <w:top w:val="single" w:sz="12" w:space="0" w:color="auto"/>
-                  </w:tcBorders>
+                    <w:left w:val="dashed" w:sz="4" w:space="0" w:color="00B050"/>
+                  </w:tcBorders>
+                  <w:shd w:val="clear" w:color="auto" w:fill="D6E3BC" w:themeFill="accent3" w:themeFillTint="66"/>
                 </w:tcPr>
                 <w:p>
                   <w:pPr>
@@ -2457,22 +2484,16 @@
               <w:tc>
                 <w:tcPr>
                   <w:tcW w:w="356" w:type="dxa"/>
+                  <w:shd w:val="clear" w:color="auto" w:fill="D6E3BC" w:themeFill="accent3" w:themeFillTint="66"/>
                 </w:tcPr>
                 <w:p>
                   <w:pPr>
                     <w:jc w:val="center"/>
                     <w:rPr>
-                      <w:b/>
-                      <w:bCs/>
                       <w:color w:val="FF0000"/>
                     </w:rPr>
                   </w:pPr>
                   <w:r>
-                    <w:rPr>
-                      <w:b/>
-                      <w:bCs/>
-                      <w:color w:val="FF0000"/>
-                    </w:rPr>
                     <w:t>0</w:t>
                   </w:r>
                 </w:p>
@@ -2483,6 +2504,7 @@
                   <w:tcBorders>
                     <w:right w:val="single" w:sz="12" w:space="0" w:color="auto"/>
                   </w:tcBorders>
+                  <w:shd w:val="clear" w:color="auto" w:fill="D6E3BC" w:themeFill="accent3" w:themeFillTint="66"/>
                 </w:tcPr>
                 <w:p>
                   <w:pPr>
@@ -2554,6 +2576,7 @@
                   <w:tcW w:w="436" w:type="dxa"/>
                   <w:tcBorders>
                     <w:bottom w:val="single" w:sz="12" w:space="0" w:color="auto"/>
+                    <w:right w:val="dashed" w:sz="4" w:space="0" w:color="00B050"/>
                   </w:tcBorders>
                 </w:tcPr>
                 <w:p>
@@ -2569,8 +2592,10 @@
                 <w:tcPr>
                   <w:tcW w:w="356" w:type="dxa"/>
                   <w:tcBorders>
+                    <w:left w:val="dashed" w:sz="4" w:space="0" w:color="00B050"/>
                     <w:bottom w:val="single" w:sz="12" w:space="0" w:color="auto"/>
                   </w:tcBorders>
+                  <w:shd w:val="clear" w:color="auto" w:fill="D6E3BC" w:themeFill="accent3" w:themeFillTint="66"/>
                 </w:tcPr>
                 <w:p>
                   <w:r>
@@ -2584,6 +2609,7 @@
                   <w:tcBorders>
                     <w:bottom w:val="single" w:sz="12" w:space="0" w:color="auto"/>
                   </w:tcBorders>
+                  <w:shd w:val="clear" w:color="auto" w:fill="D6E3BC" w:themeFill="accent3" w:themeFillTint="66"/>
                 </w:tcPr>
                 <w:p>
                   <w:pPr>
@@ -2600,6 +2626,7 @@
                   <w:tcBorders>
                     <w:right w:val="single" w:sz="12" w:space="0" w:color="auto"/>
                   </w:tcBorders>
+                  <w:shd w:val="clear" w:color="auto" w:fill="D6E3BC" w:themeFill="accent3" w:themeFillTint="66"/>
                 </w:tcPr>
                 <w:p>
                   <w:pPr>
@@ -2671,6 +2698,7 @@
                   <w:tcW w:w="436" w:type="dxa"/>
                   <w:tcBorders>
                     <w:top w:val="single" w:sz="12" w:space="0" w:color="auto"/>
+                    <w:right w:val="dashed" w:sz="4" w:space="0" w:color="00B050"/>
                   </w:tcBorders>
                 </w:tcPr>
                 <w:p>
@@ -2684,7 +2712,9 @@
                   <w:tcW w:w="356" w:type="dxa"/>
                   <w:tcBorders>
                     <w:top w:val="single" w:sz="12" w:space="0" w:color="auto"/>
-                  </w:tcBorders>
+                    <w:left w:val="dashed" w:sz="4" w:space="0" w:color="00B050"/>
+                  </w:tcBorders>
+                  <w:shd w:val="clear" w:color="auto" w:fill="D6E3BC" w:themeFill="accent3" w:themeFillTint="66"/>
                 </w:tcPr>
                 <w:p/>
               </w:tc>
@@ -2694,6 +2724,7 @@
                   <w:tcBorders>
                     <w:top w:val="single" w:sz="12" w:space="0" w:color="auto"/>
                   </w:tcBorders>
+                  <w:shd w:val="clear" w:color="auto" w:fill="D6E3BC" w:themeFill="accent3" w:themeFillTint="66"/>
                 </w:tcPr>
                 <w:p>
                   <w:pPr>
@@ -2720,22 +2751,16 @@
                   <w:tcBorders>
                     <w:right w:val="single" w:sz="12" w:space="0" w:color="auto"/>
                   </w:tcBorders>
+                  <w:shd w:val="clear" w:color="auto" w:fill="D6E3BC" w:themeFill="accent3" w:themeFillTint="66"/>
                 </w:tcPr>
                 <w:p>
                   <w:pPr>
                     <w:jc w:val="center"/>
                     <w:rPr>
-                      <w:b/>
-                      <w:bCs/>
                       <w:color w:val="FF0000"/>
                     </w:rPr>
                   </w:pPr>
                   <w:r>
-                    <w:rPr>
-                      <w:b/>
-                      <w:bCs/>
-                      <w:color w:val="FF0000"/>
-                    </w:rPr>
                     <w:t>0</w:t>
                   </w:r>
                 </w:p>
@@ -2802,6 +2827,9 @@
               <w:tc>
                 <w:tcPr>
                   <w:tcW w:w="436" w:type="dxa"/>
+                  <w:tcBorders>
+                    <w:right w:val="dashed" w:sz="4" w:space="0" w:color="00B050"/>
+                  </w:tcBorders>
                 </w:tcPr>
                 <w:p>
                   <w:pPr>
@@ -2813,8 +2841,10 @@
                 <w:tcPr>
                   <w:tcW w:w="356" w:type="dxa"/>
                   <w:tcBorders>
+                    <w:left w:val="dashed" w:sz="4" w:space="0" w:color="00B050"/>
                     <w:bottom w:val="single" w:sz="12" w:space="0" w:color="auto"/>
                   </w:tcBorders>
+                  <w:shd w:val="clear" w:color="auto" w:fill="D6E3BC" w:themeFill="accent3" w:themeFillTint="66"/>
                 </w:tcPr>
                 <w:p>
                   <w:r>
@@ -2828,6 +2858,7 @@
                   <w:tcBorders>
                     <w:bottom w:val="single" w:sz="12" w:space="0" w:color="auto"/>
                   </w:tcBorders>
+                  <w:shd w:val="clear" w:color="auto" w:fill="D6E3BC" w:themeFill="accent3" w:themeFillTint="66"/>
                 </w:tcPr>
                 <w:p>
                   <w:pPr>
@@ -2845,6 +2876,7 @@
                     <w:bottom w:val="single" w:sz="12" w:space="0" w:color="auto"/>
                     <w:right w:val="single" w:sz="12" w:space="0" w:color="auto"/>
                   </w:tcBorders>
+                  <w:shd w:val="clear" w:color="auto" w:fill="D6E3BC" w:themeFill="accent3" w:themeFillTint="66"/>
                 </w:tcPr>
                 <w:p>
                   <w:pPr>
@@ -2917,6 +2949,9 @@
               <w:tc>
                 <w:tcPr>
                   <w:tcW w:w="436" w:type="dxa"/>
+                  <w:tcBorders>
+                    <w:right w:val="dashed" w:sz="4" w:space="0" w:color="00B050"/>
+                  </w:tcBorders>
                 </w:tcPr>
                 <w:p>
                   <w:pPr>
@@ -2929,7 +2964,9 @@
                   <w:tcW w:w="356" w:type="dxa"/>
                   <w:tcBorders>
                     <w:top w:val="single" w:sz="12" w:space="0" w:color="auto"/>
-                  </w:tcBorders>
+                    <w:left w:val="dashed" w:sz="4" w:space="0" w:color="00B050"/>
+                  </w:tcBorders>
+                  <w:shd w:val="clear" w:color="auto" w:fill="D6E3BC" w:themeFill="accent3" w:themeFillTint="66"/>
                 </w:tcPr>
                 <w:p/>
               </w:tc>
@@ -2939,6 +2976,7 @@
                   <w:tcBorders>
                     <w:top w:val="single" w:sz="12" w:space="0" w:color="auto"/>
                   </w:tcBorders>
+                  <w:shd w:val="clear" w:color="auto" w:fill="D6E3BC" w:themeFill="accent3" w:themeFillTint="66"/>
                 </w:tcPr>
                 <w:p>
                   <w:pPr>
@@ -2953,6 +2991,7 @@
                     <w:top w:val="single" w:sz="12" w:space="0" w:color="auto"/>
                     <w:right w:val="single" w:sz="12" w:space="0" w:color="auto"/>
                   </w:tcBorders>
+                  <w:shd w:val="clear" w:color="auto" w:fill="D6E3BC" w:themeFill="accent3" w:themeFillTint="66"/>
                 </w:tcPr>
                 <w:p>
                   <w:pPr>
@@ -3032,7 +3071,19 @@
               </w:rPr>
             </w:pPr>
             <w:r>
-              <w:t>Ici la division ne se termine jamais car le reste est identique deux fois de suite.</w:t>
+              <w:t>Ici la division ne se termine jamais car le reste est identique deux fois de suite</w:t>
+            </w:r>
+            <w:r>
+              <w:t xml:space="preserve"> dans la </w:t>
+            </w:r>
+            <w:r>
+              <w:rPr>
+                <w:shd w:val="clear" w:color="auto" w:fill="D6E3BC" w:themeFill="accent3" w:themeFillTint="66"/>
+              </w:rPr>
+              <w:t>partie décimale</w:t>
+            </w:r>
+            <w:r>
+              <w:t>.</w:t>
             </w:r>
             <w:r>
               <w:br/>
